--- a/data/Agreements Multilateral_5G Action Plan.docx
+++ b/data/Agreements Multilateral_5G Action Plan.docx
@@ -2,13 +2,13 @@
 <file path=word/document.xml><?xml version="1.0" encoding="utf-8"?>
 <w:document xmlns:w="http://schemas.openxmlformats.org/wordprocessingml/2006/main" xmlns:m="http://schemas.openxmlformats.org/officeDocument/2006/math" xmlns:r="http://schemas.openxmlformats.org/officeDocument/2006/relationships" xmlns:o="urn:schemas-microsoft-com:office:office" xmlns:v="urn:schemas-microsoft-com:vml" xmlns:w10="urn:schemas-microsoft-com:office:word" xmlns:a="http://schemas.openxmlformats.org/drawingml/2006/main" xmlns:pic="http://schemas.openxmlformats.org/drawingml/2006/picture" xmlns:wp="http://schemas.openxmlformats.org/drawingml/2006/wordprocessingDrawing">
   <w:body>
-    <w:bookmarkStart w:id="26" w:name="Xe77c3d3f40c296ae5070ca294beaa27e4982b72"/>
+    <w:bookmarkStart w:id="26" w:name="X1ee2d9b155d1ea150cbe15ee0cba2e3ff4b4665"/>
     <w:p>
       <w:pPr>
         <w:pStyle w:val="Heading1"/>
       </w:pPr>
       <w:r>
-        <w:t xml:space="preserve">EU 5G Action Plan: Strategic Initiative for Digital Transformation and Connectivity</w:t>
+        <w:t xml:space="preserve">EU 5G Action Plan: Strategy for 5G Deployment and Digital Transformation</w:t>
       </w:r>
     </w:p>
     <w:p>
@@ -55,7 +55,7 @@
         <w:pStyle w:val="FirstParagraph"/>
       </w:pPr>
       <w:r>
-        <w:t xml:space="preserve">The 5G Action Plan is a strategic initiative by the EU aimed at deploying 5G infrastructure and services to enhance competitiveness in the global market, with projected revenues of €225 billion annually by 2025. Launched in September 2016, the plan outlines measures for coordinated 5G deployment across member states, including early network introduction, spectrum availability, and urban deployment. It emphasizes the importance of public-private partnerships and research to drive innovation. The plan supports various applications, such as the Internet of Things and advanced mobile services, facilitating industrial transformation and new business models. Recent funding announcements, including €128 million for 5G projects and €104 million for 6G research, reflect ongoing EU commitment to digital connectivity and leadership in mobile technologies.</w:t>
+        <w:t xml:space="preserve">The EU’s 5G Action Plan is a strategic initiative to ensure widespread deployment of 5G networks across Europe, enhancing competitiveness and supporting digital transformation. Launched in 2016, the plan outlines coordinated measures for early and large-scale 5G rollout, spectrum allocation, urban and transport corridor coverage, pan-European trials, and industry-led innovation funding. The plan is closely linked to the European Electronic Communications Code, aiming to create favorable regulatory conditions for investment and deployment. 5G is expected to drive industrial transformation, enable gigabit-speed wireless broadband, support the Internet of Things, and foster new business models across sectors such as transport, health, and manufacturing. Recent updates highlight significant EU funding for 5G and 6G research and infrastructure, reinforcing Europe’s leadership in next-generation connectivity. The plan leverages public-private partnerships and research successes to position Europe at the forefront of global 5G development.</w:t>
       </w:r>
     </w:p>
     <w:bookmarkEnd w:id="20"/>
@@ -77,7 +77,7 @@
         </w:numPr>
       </w:pPr>
       <w:r>
-        <w:t xml:space="preserve">The 5G Action Plan aims to establish 5G networks across the EU, enhancing competitiveness and enabling significant economic growth, with projected revenues of €225 billion by 2025.</w:t>
+        <w:t xml:space="preserve">Strategic EU initiative to deploy 5G: The 5G Action Plan aims for coordinated deployment of 5G infrastructure and services across all EU Member States, targeting early introduction by 2018 and large-scale commercial rollout by 2020.</w:t>
       </w:r>
     </w:p>
     <w:p>
@@ -89,7 +89,7 @@
         </w:numPr>
       </w:pPr>
       <w:r>
-        <w:t xml:space="preserve">It outlines measures for coordinated deployment, including early network introduction, spectrum availability, and urban deployment.</w:t>
+        <w:t xml:space="preserve">Focus on investment and spectrum: The plan sets a roadmap for public/private investment, early spectrum allocation (including bands above 6GHz), and harmonized authorization approaches.</w:t>
       </w:r>
     </w:p>
     <w:p>
@@ -101,7 +101,7 @@
         </w:numPr>
       </w:pPr>
       <w:r>
-        <w:t xml:space="preserve">The plan supports innovation through multi-stakeholder trials and an industry-led venture fund.</w:t>
+        <w:t xml:space="preserve">Support for innovation and trials: Promotes pan-European multi-stakeholder trials, industry-led venture funds, and global standards development to accelerate 5G-based innovation.</w:t>
       </w:r>
     </w:p>
     <w:p>
@@ -113,7 +113,7 @@
         </w:numPr>
       </w:pPr>
       <w:r>
-        <w:t xml:space="preserve">5G will facilitate industrial transformation, IoT applications, and new business models across various sectors.</w:t>
+        <w:t xml:space="preserve">Regulatory alignment: Closely linked with the European Electronic Communications Code to ensure timely spectrum assignment, favorable deployment conditions, and legal certainty for 5G applications.</w:t>
       </w:r>
     </w:p>
     <w:p>
@@ -125,7 +125,19 @@
         </w:numPr>
       </w:pPr>
       <w:r>
-        <w:t xml:space="preserve">The initiative is closely linked to the European Electronic Communications Code, promoting favorable conditions for 5G deployment.</w:t>
+        <w:t xml:space="preserve">Broad application scope: 5G will enable gigabit-speed wireless broadband, ultra-low latency (&lt;5ms), massive device connectivity (IoT), and support for new business models across sectors like transport, health, manufacturing, and media.</w:t>
+      </w:r>
+    </w:p>
+    <w:p>
+      <w:pPr>
+        <w:pStyle w:val="Compact"/>
+        <w:numPr>
+          <w:ilvl w:val="0"/>
+          <w:numId w:val="1001"/>
+        </w:numPr>
+      </w:pPr>
+      <w:r>
+        <w:t xml:space="preserve">Ongoing funding and leadership: The EU continues to invest heavily in 5G and next-generation (6G) research and infrastructure, with recent funding calls totaling hundreds of millions of euros to maintain European leadership in digital connectivity.</w:t>
       </w:r>
     </w:p>
     <w:bookmarkEnd w:id="21"/>
@@ -219,7 +231,7 @@
               <w:pStyle w:val="Compact"/>
             </w:pPr>
             <w:r>
-              <w:t xml:space="preserve">EU-LAC Digital Alliance; Digital Innovation Hubs</w:t>
+              <w:t xml:space="preserve">Technology Organisations; Research Performing Organisations; Knowledge and Innovation Communities</w:t>
             </w:r>
           </w:p>
         </w:tc>
@@ -243,7 +255,7 @@
               <w:pStyle w:val="Compact"/>
             </w:pPr>
             <w:r>
-              <w:t xml:space="preserve">Telecommunication Companies</w:t>
+              <w:t xml:space="preserve">Private Sector Representatives; Industry Actors; Telecommunication Companies; Digital Companies; ICT Companies; Research Funding Organisations</w:t>
             </w:r>
           </w:p>
         </w:tc>
@@ -316,7 +328,7 @@
               <w:pStyle w:val="Compact"/>
             </w:pPr>
             <w:r>
-              <w:t xml:space="preserve">5G</w:t>
+              <w:t xml:space="preserve">5G; Artificial Intelligence; Tech-Driven Solutions; ICT Innovation</w:t>
             </w:r>
           </w:p>
         </w:tc>
@@ -340,7 +352,55 @@
               <w:pStyle w:val="Compact"/>
             </w:pPr>
             <w:r>
-              <w:t xml:space="preserve">Digital Infrastructure; Digital Economy</w:t>
+              <w:t xml:space="preserve">Digital Infrastructure; Digital Acceleration; Digital Investment; Digital Policy; Digital Agenda; Digital Economy</w:t>
+            </w:r>
+          </w:p>
+        </w:tc>
+      </w:tr>
+      <w:tr>
+        <w:tc>
+          <w:tcPr/>
+          <w:p>
+            <w:pPr>
+              <w:pStyle w:val="Compact"/>
+            </w:pPr>
+            <w:r>
+              <w:t xml:space="preserve">Regional &amp; International Cooperation</w:t>
+            </w:r>
+          </w:p>
+        </w:tc>
+        <w:tc>
+          <w:tcPr/>
+          <w:p>
+            <w:pPr>
+              <w:pStyle w:val="Compact"/>
+            </w:pPr>
+            <w:r>
+              <w:t xml:space="preserve">Digital &amp; Technological Partnerships; Global Digital Cooperation; Multilateralism</w:t>
+            </w:r>
+          </w:p>
+        </w:tc>
+      </w:tr>
+      <w:tr>
+        <w:tc>
+          <w:tcPr/>
+          <w:p>
+            <w:pPr>
+              <w:pStyle w:val="Compact"/>
+            </w:pPr>
+            <w:r>
+              <w:t xml:space="preserve">Data &amp; Governance</w:t>
+            </w:r>
+          </w:p>
+        </w:tc>
+        <w:tc>
+          <w:tcPr/>
+          <w:p>
+            <w:pPr>
+              <w:pStyle w:val="Compact"/>
+            </w:pPr>
+            <w:r>
+              <w:t xml:space="preserve">Internet Governance; Digital Governance</w:t>
             </w:r>
           </w:p>
         </w:tc>
@@ -365,7 +425,7 @@
         </w:numPr>
       </w:pPr>
       <w:r>
-        <w:t xml:space="preserve">The 5G Action Plan, launched in September 2016, aims to boost EU efforts for the deployment of 5G infrastructures and services across Europe.</w:t>
+        <w:t xml:space="preserve">The EU 5G public-private partnership (5G-PPP) is actively conducting research, feeding global standardisation processes, and preparing large-scale 5G trials and demonstrators in Europe in cooperation with key sectors.</w:t>
       </w:r>
     </w:p>
     <w:p>
@@ -377,7 +437,7 @@
         </w:numPr>
       </w:pPr>
       <w:r>
-        <w:t xml:space="preserve">The EU 5G public-private partnership (5G-PPP) is actively involved in research and development, feeding results into the global standardization process and preparing for large-scale trials and demonstrators in cooperation with key sectors.</w:t>
+        <w:t xml:space="preserve">The European Commission has announced grant agreements totalling €128 million to support 31 new 5G infrastructure projects, following the third call for proposals of the Connecting Europe Facility (CEF Digital).</w:t>
       </w:r>
     </w:p>
     <w:p>
@@ -389,7 +449,7 @@
         </w:numPr>
       </w:pPr>
       <w:r>
-        <w:t xml:space="preserve">The European Electronic Communications Code supports the deployment and take-up of 5G networks, focusing on timely assignment and availability of radio spectrum and investment incentives.</w:t>
+        <w:t xml:space="preserve">The Commission has opened the fourth set of calls for proposals worth €323 million under the digital strand of the Connecting Europe Facility programme (CEF Digital) to support advanced digital connectivity infrastructures.</w:t>
       </w:r>
     </w:p>
     <w:p>
@@ -401,7 +461,7 @@
         </w:numPr>
       </w:pPr>
       <w:r>
-        <w:t xml:space="preserve">A total of €128 million in funding has been announced to support 31 new 5G infrastructure projects through the Connecting Europe Facility (CEF Digital).</w:t>
+        <w:t xml:space="preserve">The EU and Japan are advancing joint work on digital identity, semiconductors, and artificial intelligence through their Digital Partnership Council.</w:t>
       </w:r>
     </w:p>
     <w:p>
@@ -413,7 +473,43 @@
         </w:numPr>
       </w:pPr>
       <w:r>
-        <w:t xml:space="preserve">The Commission has opened calls worth €323 million under the digital strand of the Connecting Europe Facility programme (CEF Digital) to support advanced digital connectivity infrastructures.</w:t>
+        <w:t xml:space="preserve">The European Electronic Communications Code is implemented as a regulatory framework to support the deployment and take-up of 5G networks, including spectrum assignment, small cell deployment, investment incentives, and legal certainty for 5G applications.</w:t>
+      </w:r>
+    </w:p>
+    <w:p>
+      <w:pPr>
+        <w:pStyle w:val="Compact"/>
+        <w:numPr>
+          <w:ilvl w:val="0"/>
+          <w:numId w:val="1002"/>
+        </w:numPr>
+      </w:pPr>
+      <w:r>
+        <w:t xml:space="preserve">The Commission is facilitating the implementation of an industry-led venture fund to support 5G-based innovation.</w:t>
+      </w:r>
+    </w:p>
+    <w:p>
+      <w:pPr>
+        <w:pStyle w:val="Compact"/>
+        <w:numPr>
+          <w:ilvl w:val="0"/>
+          <w:numId w:val="1002"/>
+        </w:numPr>
+      </w:pPr>
+      <w:r>
+        <w:t xml:space="preserve">Pan-European multi-stakeholder 5G trials are being promoted as catalysts to turn technological innovation into business solutions.</w:t>
+      </w:r>
+    </w:p>
+    <w:p>
+      <w:pPr>
+        <w:pStyle w:val="Compact"/>
+        <w:numPr>
+          <w:ilvl w:val="0"/>
+          <w:numId w:val="1002"/>
+        </w:numPr>
+      </w:pPr>
+      <w:r>
+        <w:t xml:space="preserve">Provisional spectrum bands for 5G have been made available ahead of the 2019 World Radio Communication Conference (WRC-19), with additional bands being added as quickly as possible.</w:t>
       </w:r>
     </w:p>
     <w:bookmarkEnd w:id="24"/>
@@ -435,7 +531,7 @@
         </w:numPr>
       </w:pPr>
       <w:r>
-        <w:t xml:space="preserve">Targeting early network introduction of 5G by 2018, with commercial large scale introduction by the end of 2020 at the latest.</w:t>
+        <w:t xml:space="preserve">Align roadmaps and priorities for a coordinated 5G deployment across all EU Member states, targeting early network introduction by 2018, and moving towards commercial large scale introduction by the end of 2020 at the latest.</w:t>
       </w:r>
     </w:p>
     <w:p>
@@ -447,7 +543,7 @@
         </w:numPr>
       </w:pPr>
       <w:r>
-        <w:t xml:space="preserve">€128 million in funding announced to support 31 new 5G infrastructure projects by December 2024.</w:t>
+        <w:t xml:space="preserve">Make provisional spectrum bands available for 5G ahead of the 2019 World Radio Communication Conference (WRC-19).</w:t>
       </w:r>
     </w:p>
     <w:p>
@@ -459,7 +555,7 @@
         </w:numPr>
       </w:pPr>
       <w:r>
-        <w:t xml:space="preserve">Opening of calls worth €323 million to support advanced digital connectivity infrastructures under the Connecting Europe Facility by October 2024.</w:t>
+        <w:t xml:space="preserve">The Commission has announced grant agreements totalling €128 million to support 31 new 5G infrastructure projects, following the third call for proposals of the Connecting Europe Facility (CEF Digital) (announced 19 December 2024).</w:t>
       </w:r>
     </w:p>
     <w:p>
@@ -471,7 +567,19 @@
         </w:numPr>
       </w:pPr>
       <w:r>
-        <w:t xml:space="preserve">Launch of a €104 million call to support research and innovation in mobile networks for 6G by April 2025.</w:t>
+        <w:t xml:space="preserve">The Commission has opened the fourth set of calls for proposals worth €323 million under the digital strand of the Connecting Europe Facility programme (CEF Digital) (announced 22 October 2024).</w:t>
+      </w:r>
+    </w:p>
+    <w:p>
+      <w:pPr>
+        <w:pStyle w:val="Compact"/>
+        <w:numPr>
+          <w:ilvl w:val="0"/>
+          <w:numId w:val="1003"/>
+        </w:numPr>
+      </w:pPr>
+      <w:r>
+        <w:t xml:space="preserve">EU launches €104 million call to support cutting-edge research and innovation in mobile networks for 6G (announced 14 April 2025).</w:t>
       </w:r>
     </w:p>
     <w:bookmarkEnd w:id="25"/>
